--- a/Backend/Director_Disclosure/Output_Disclosures/2024-25/ADANI_ECOGEN_THREE_LIMITED/DIR-8/DIR8_Amit_Maheshwari_11283212.docx
+++ b/Backend/Director_Disclosure/Output_Disclosures/2024-25/ADANI_ECOGEN_THREE_LIMITED/DIR-8/DIR8_Amit_Maheshwari_11283212.docx
@@ -340,7 +340,7 @@
                 <w:b w:val="0"/>
                 <w:sz w:val="23"/>
               </w:rPr>
-              <w:t>ADANI HYDRO ENERGY THIRTEEN LIMITED</w:t>
+              <w:t>ADANI GREEN ENERGY TWENTY SEVEN LIMITED</w:t>
             </w:r>
           </w:p>
         </w:tc>
@@ -353,6 +353,14 @@
               <w:spacing w:after="0"/>
               <w:jc w:val="center"/>
             </w:pPr>
+            <w:r>
+              <w:rPr>
+                <w:rFonts w:ascii="Adani" w:hAnsi="Adani" w:eastAsia="Adani" w:cs="Adani"/>
+                <w:b w:val="0"/>
+                <w:sz w:val="23"/>
+              </w:rPr>
+              <w:t>28/02/2026</w:t>
+            </w:r>
           </w:p>
         </w:tc>
         <w:tc>
@@ -402,7 +410,7 @@
                 <w:b w:val="0"/>
                 <w:sz w:val="23"/>
               </w:rPr>
-              <w:t>ADANI RENEWABLE ENERGY HOLDING TWELVE LIMITED</w:t>
+              <w:t>ADANI GREEN ENERGY THIRTY ONE LIMITED</w:t>
             </w:r>
           </w:p>
         </w:tc>
@@ -472,7 +480,7 @@
                 <w:b w:val="0"/>
                 <w:sz w:val="23"/>
               </w:rPr>
-              <w:t>ADANI GREEN ENERGY TWENTY SEVEN LIMITED</w:t>
+              <w:t>ADANI GREEN ENERGY THIRTY TWO LIMITED</w:t>
             </w:r>
           </w:p>
         </w:tc>
@@ -542,7 +550,7 @@
                 <w:b w:val="0"/>
                 <w:sz w:val="23"/>
               </w:rPr>
-              <w:t>ADANI GREEN ENERGY THIRTY ONE LIMITED</w:t>
+              <w:t>ADANI RENEWABLE ENERGY HOLDING TWELVE LIMITED</w:t>
             </w:r>
           </w:p>
         </w:tc>
@@ -682,7 +690,7 @@
                 <w:b w:val="0"/>
                 <w:sz w:val="23"/>
               </w:rPr>
-              <w:t>ADANI HYRDO ENERGY FOURTEEN LIMITED</w:t>
+              <w:t>ADANI HYDRO ENERGY SEVENTEEN LIMITED</w:t>
             </w:r>
           </w:p>
         </w:tc>
@@ -752,7 +760,7 @@
                 <w:b w:val="0"/>
                 <w:sz w:val="23"/>
               </w:rPr>
-              <w:t>ADANI HYDRO ENERGY SEVENTEEN LIMITED</w:t>
+              <w:t>ADANI HYRDO ENERGY FOURTEEN LIMITED</w:t>
             </w:r>
           </w:p>
         </w:tc>
@@ -822,216 +830,6 @@
                 <w:b w:val="0"/>
                 <w:sz w:val="23"/>
               </w:rPr>
-              <w:t>ADANI HYDRO ENERGY FIFTEEN LIMITED</w:t>
-            </w:r>
-          </w:p>
-        </w:tc>
-        <w:tc>
-          <w:tcPr>
-            <w:tcW w:type="dxa" w:w="2610"/>
-          </w:tcPr>
-          <w:p>
-            <w:pPr>
-              <w:spacing w:after="0"/>
-              <w:jc w:val="center"/>
-            </w:pPr>
-            <w:r>
-              <w:rPr>
-                <w:rFonts w:ascii="Adani" w:hAnsi="Adani" w:eastAsia="Adani" w:cs="Adani"/>
-                <w:b w:val="0"/>
-                <w:sz w:val="23"/>
-              </w:rPr>
-              <w:t>14/10/2025</w:t>
-            </w:r>
-          </w:p>
-        </w:tc>
-        <w:tc>
-          <w:tcPr>
-            <w:tcW w:type="dxa" w:w="2250"/>
-          </w:tcPr>
-          <w:p>
-            <w:pPr>
-              <w:spacing w:after="0"/>
-              <w:jc w:val="center"/>
-            </w:pPr>
-          </w:p>
-        </w:tc>
-      </w:tr>
-      <w:tr>
-        <w:tc>
-          <w:tcPr>
-            <w:tcW w:type="dxa" w:w="636"/>
-          </w:tcPr>
-          <w:p>
-            <w:pPr>
-              <w:spacing w:after="0"/>
-              <w:ind w:left="360"/>
-            </w:pPr>
-            <w:r>
-              <w:rPr>
-                <w:rFonts w:ascii="Adani" w:hAnsi="Adani" w:eastAsia="Adani" w:cs="Adani"/>
-                <w:b w:val="0"/>
-                <w:sz w:val="23"/>
-              </w:rPr>
-              <w:t>9</w:t>
-            </w:r>
-          </w:p>
-        </w:tc>
-        <w:tc>
-          <w:tcPr>
-            <w:tcW w:type="dxa" w:w="3864"/>
-          </w:tcPr>
-          <w:p>
-            <w:pPr>
-              <w:spacing w:after="0"/>
-              <w:jc w:val="both"/>
-            </w:pPr>
-            <w:r>
-              <w:rPr>
-                <w:rFonts w:ascii="Adani" w:hAnsi="Adani" w:eastAsia="Adani" w:cs="Adani"/>
-                <w:b w:val="0"/>
-                <w:sz w:val="23"/>
-              </w:rPr>
-              <w:t>ADANI HYDRO ENERGY ELEVEN LIMITED</w:t>
-            </w:r>
-          </w:p>
-        </w:tc>
-        <w:tc>
-          <w:tcPr>
-            <w:tcW w:type="dxa" w:w="2610"/>
-          </w:tcPr>
-          <w:p>
-            <w:pPr>
-              <w:spacing w:after="0"/>
-              <w:jc w:val="center"/>
-            </w:pPr>
-            <w:r>
-              <w:rPr>
-                <w:rFonts w:ascii="Adani" w:hAnsi="Adani" w:eastAsia="Adani" w:cs="Adani"/>
-                <w:b w:val="0"/>
-                <w:sz w:val="23"/>
-              </w:rPr>
-              <w:t>13/10/2025</w:t>
-            </w:r>
-          </w:p>
-        </w:tc>
-        <w:tc>
-          <w:tcPr>
-            <w:tcW w:type="dxa" w:w="2250"/>
-          </w:tcPr>
-          <w:p>
-            <w:pPr>
-              <w:spacing w:after="0"/>
-              <w:jc w:val="center"/>
-            </w:pPr>
-          </w:p>
-        </w:tc>
-      </w:tr>
-      <w:tr>
-        <w:tc>
-          <w:tcPr>
-            <w:tcW w:type="dxa" w:w="636"/>
-          </w:tcPr>
-          <w:p>
-            <w:pPr>
-              <w:spacing w:after="0"/>
-              <w:ind w:left="360"/>
-            </w:pPr>
-            <w:r>
-              <w:rPr>
-                <w:rFonts w:ascii="Adani" w:hAnsi="Adani" w:eastAsia="Adani" w:cs="Adani"/>
-                <w:b w:val="0"/>
-                <w:sz w:val="23"/>
-              </w:rPr>
-              <w:t>10</w:t>
-            </w:r>
-          </w:p>
-        </w:tc>
-        <w:tc>
-          <w:tcPr>
-            <w:tcW w:type="dxa" w:w="3864"/>
-          </w:tcPr>
-          <w:p>
-            <w:pPr>
-              <w:spacing w:after="0"/>
-              <w:jc w:val="both"/>
-            </w:pPr>
-            <w:r>
-              <w:rPr>
-                <w:rFonts w:ascii="Adani" w:hAnsi="Adani" w:eastAsia="Adani" w:cs="Adani"/>
-                <w:b w:val="0"/>
-                <w:sz w:val="23"/>
-              </w:rPr>
-              <w:t>ADANI HYDRO ENERGY TWELVE LIMITED</w:t>
-            </w:r>
-          </w:p>
-        </w:tc>
-        <w:tc>
-          <w:tcPr>
-            <w:tcW w:type="dxa" w:w="2610"/>
-          </w:tcPr>
-          <w:p>
-            <w:pPr>
-              <w:spacing w:after="0"/>
-              <w:jc w:val="center"/>
-            </w:pPr>
-            <w:r>
-              <w:rPr>
-                <w:rFonts w:ascii="Adani" w:hAnsi="Adani" w:eastAsia="Adani" w:cs="Adani"/>
-                <w:b w:val="0"/>
-                <w:sz w:val="23"/>
-              </w:rPr>
-              <w:t>13/10/2025</w:t>
-            </w:r>
-          </w:p>
-        </w:tc>
-        <w:tc>
-          <w:tcPr>
-            <w:tcW w:type="dxa" w:w="2250"/>
-          </w:tcPr>
-          <w:p>
-            <w:pPr>
-              <w:spacing w:after="0"/>
-              <w:jc w:val="center"/>
-            </w:pPr>
-          </w:p>
-        </w:tc>
-      </w:tr>
-      <w:tr>
-        <w:tc>
-          <w:tcPr>
-            <w:tcW w:type="dxa" w:w="636"/>
-          </w:tcPr>
-          <w:p>
-            <w:pPr>
-              <w:spacing w:after="0"/>
-              <w:ind w:left="360"/>
-            </w:pPr>
-            <w:r>
-              <w:rPr>
-                <w:rFonts w:ascii="Adani" w:hAnsi="Adani" w:eastAsia="Adani" w:cs="Adani"/>
-                <w:b w:val="0"/>
-                <w:sz w:val="23"/>
-              </w:rPr>
-              <w:t>11</w:t>
-            </w:r>
-          </w:p>
-        </w:tc>
-        <w:tc>
-          <w:tcPr>
-            <w:tcW w:type="dxa" w:w="3864"/>
-          </w:tcPr>
-          <w:p>
-            <w:pPr>
-              <w:spacing w:after="0"/>
-              <w:jc w:val="both"/>
-            </w:pPr>
-            <w:r>
-              <w:rPr>
-                <w:rFonts w:ascii="Adani" w:hAnsi="Adani" w:eastAsia="Adani" w:cs="Adani"/>
-                <w:b w:val="0"/>
-                <w:sz w:val="23"/>
-              </w:rPr>
               <w:t>ADANI ECOGEN THREE LIMITED</w:t>
             </w:r>
           </w:p>
@@ -1083,7 +881,7 @@
                 <w:b w:val="0"/>
                 <w:sz w:val="23"/>
               </w:rPr>
-              <w:t>12</w:t>
+              <w:t>9</w:t>
             </w:r>
           </w:p>
         </w:tc>
@@ -1153,7 +951,7 @@
                 <w:b w:val="0"/>
                 <w:sz w:val="23"/>
               </w:rPr>
-              <w:t>13</w:t>
+              <w:t>10</w:t>
             </w:r>
           </w:p>
         </w:tc>
@@ -1307,7 +1105,7 @@
           <w:b w:val="0"/>
           <w:sz w:val="23"/>
         </w:rPr>
-        <w:t xml:space="preserve">Date: 07th May, 2026</w:t>
+        <w:t xml:space="preserve">Date: 15th May, 2026</w:t>
         <w:tab/>
       </w:r>
     </w:p>

--- a/Backend/Director_Disclosure/Output_Disclosures/2024-25/ADANI_ECOGEN_THREE_LIMITED/DIR-8/DIR8_Amit_Maheshwari_11283212.docx
+++ b/Backend/Director_Disclosure/Output_Disclosures/2024-25/ADANI_ECOGEN_THREE_LIMITED/DIR-8/DIR8_Amit_Maheshwari_11283212.docx
@@ -340,7 +340,7 @@
                 <w:b w:val="0"/>
                 <w:sz w:val="23"/>
               </w:rPr>
-              <w:t>ADANI GREEN ENERGY TWENTY SEVEN LIMITED</w:t>
+              <w:t>ADANI HYBRID ENERGY JAISALMER FIVE LIMITED</w:t>
             </w:r>
           </w:p>
         </w:tc>
@@ -410,7 +410,7 @@
                 <w:b w:val="0"/>
                 <w:sz w:val="23"/>
               </w:rPr>
-              <w:t>ADANI GREEN ENERGY THIRTY ONE LIMITED</w:t>
+              <w:t>ADANI GREEN ENERGY TWENTY SEVEN LIMITED</w:t>
             </w:r>
           </w:p>
         </w:tc>
@@ -480,7 +480,7 @@
                 <w:b w:val="0"/>
                 <w:sz w:val="23"/>
               </w:rPr>
-              <w:t>ADANI GREEN ENERGY THIRTY TWO LIMITED</w:t>
+              <w:t>ADANI RENEWABLE ENERGY HOLDING TWELVE LIMITED</w:t>
             </w:r>
           </w:p>
         </w:tc>
@@ -550,7 +550,7 @@
                 <w:b w:val="0"/>
                 <w:sz w:val="23"/>
               </w:rPr>
-              <w:t>ADANI RENEWABLE ENERGY HOLDING TWELVE LIMITED</w:t>
+              <w:t>ADANI GREEN ENERGY THIRTY TWO LIMITED</w:t>
             </w:r>
           </w:p>
         </w:tc>
@@ -620,7 +620,7 @@
                 <w:b w:val="0"/>
                 <w:sz w:val="23"/>
               </w:rPr>
-              <w:t>ADANI HYDRO ENERGY SIXTEEN LIMITED</w:t>
+              <w:t>ADANI GREEN ENERGY THIRTY ONE LIMITED</w:t>
             </w:r>
           </w:p>
         </w:tc>
@@ -639,7 +639,7 @@
                 <w:b w:val="0"/>
                 <w:sz w:val="23"/>
               </w:rPr>
-              <w:t>21/11/2025</w:t>
+              <w:t>28/02/2026</w:t>
             </w:r>
           </w:p>
         </w:tc>
@@ -690,7 +690,7 @@
                 <w:b w:val="0"/>
                 <w:sz w:val="23"/>
               </w:rPr>
-              <w:t>ADANI HYDRO ENERGY SEVENTEEN LIMITED</w:t>
+              <w:t>ADANI WIND ENERGY KUTCHH FOUR LIMITED</w:t>
             </w:r>
           </w:p>
         </w:tc>
@@ -709,7 +709,7 @@
                 <w:b w:val="0"/>
                 <w:sz w:val="23"/>
               </w:rPr>
-              <w:t>15/10/2025</w:t>
+              <w:t>22/01/2026</w:t>
             </w:r>
           </w:p>
         </w:tc>
@@ -760,7 +760,7 @@
                 <w:b w:val="0"/>
                 <w:sz w:val="23"/>
               </w:rPr>
-              <w:t>ADANI HYRDO ENERGY FOURTEEN LIMITED</w:t>
+              <w:t>ADANI HYDRO ENERGY SEVENTEEN LIMITED</w:t>
             </w:r>
           </w:p>
         </w:tc>
@@ -900,7 +900,7 @@
                 <w:b w:val="0"/>
                 <w:sz w:val="23"/>
               </w:rPr>
-              <w:t>ADANI ECOGEN TWO LIMITED</w:t>
+              <w:t>ADANI ECOGEN ONE LIMITED</w:t>
             </w:r>
           </w:p>
         </w:tc>
@@ -970,7 +970,7 @@
                 <w:b w:val="0"/>
                 <w:sz w:val="23"/>
               </w:rPr>
-              <w:t>ADANI ECOGEN ONE LIMITED</w:t>
+              <w:t>ADANI ECOGEN TWO LIMITED</w:t>
             </w:r>
           </w:p>
         </w:tc>
@@ -1105,7 +1105,7 @@
           <w:b w:val="0"/>
           <w:sz w:val="23"/>
         </w:rPr>
-        <w:t xml:space="preserve">Date: 15th May, 2026</w:t>
+        <w:t xml:space="preserve">Date: 08th June, 2026</w:t>
         <w:tab/>
       </w:r>
     </w:p>
